--- a/Regression/Linear Regression.docx
+++ b/Regression/Linear Regression.docx
@@ -25,6 +25,9 @@
         <w:t xml:space="preserve">                        </w:t>
       </w:r>
       <w:r>
+        <w:rPr>
+          <w:noProof/>
+        </w:rPr>
         <w:drawing>
           <wp:inline distT="0" distB="0" distL="0" distR="0" wp14:anchorId="3580AD64" wp14:editId="2488B670">
             <wp:extent cx="3781953" cy="1028844"/>
@@ -77,6 +80,9 @@
     <w:p/>
     <w:p>
       <w:r>
+        <w:rPr>
+          <w:noProof/>
+        </w:rPr>
         <w:lastRenderedPageBreak/>
         <w:drawing>
           <wp:inline distT="0" distB="0" distL="0" distR="0" wp14:anchorId="4E0E505D" wp14:editId="162DCC97">
@@ -117,6 +123,9 @@
     </w:p>
     <w:p>
       <w:r>
+        <w:rPr>
+          <w:noProof/>
+        </w:rPr>
         <w:drawing>
           <wp:inline distT="0" distB="0" distL="0" distR="0" wp14:anchorId="3BA0139D" wp14:editId="071D4482">
             <wp:extent cx="4972744" cy="1638529"/>
@@ -156,6 +165,9 @@
     </w:p>
     <w:p>
       <w:r>
+        <w:rPr>
+          <w:noProof/>
+        </w:rPr>
         <w:drawing>
           <wp:inline distT="0" distB="0" distL="0" distR="0" wp14:anchorId="1E9E5F19" wp14:editId="3CB300F3">
             <wp:extent cx="4982270" cy="1600423"/>
@@ -195,6 +207,9 @@
     </w:p>
     <w:p>
       <w:r>
+        <w:rPr>
+          <w:noProof/>
+        </w:rPr>
         <w:drawing>
           <wp:inline distT="0" distB="0" distL="0" distR="0" wp14:anchorId="66C1BF5A" wp14:editId="31D6CD18">
             <wp:extent cx="5315692" cy="2152950"/>
@@ -234,6 +249,9 @@
     </w:p>
     <w:p>
       <w:r>
+        <w:rPr>
+          <w:noProof/>
+        </w:rPr>
         <w:drawing>
           <wp:inline distT="0" distB="0" distL="0" distR="0" wp14:anchorId="2F842DA2" wp14:editId="7CD766F5">
             <wp:extent cx="5315692" cy="2152950"/>
@@ -273,6 +291,9 @@
     </w:p>
     <w:p>
       <w:r>
+        <w:rPr>
+          <w:noProof/>
+        </w:rPr>
         <w:drawing>
           <wp:inline distT="0" distB="0" distL="0" distR="0" wp14:anchorId="1F881391" wp14:editId="426366FC">
             <wp:extent cx="5572903" cy="2457793"/>
@@ -312,6 +333,9 @@
     </w:p>
     <w:p>
       <w:r>
+        <w:rPr>
+          <w:noProof/>
+        </w:rPr>
         <w:drawing>
           <wp:inline distT="0" distB="0" distL="0" distR="0" wp14:anchorId="6F4D964B" wp14:editId="0E8BA9FE">
             <wp:extent cx="5563376" cy="2657846"/>
@@ -351,6 +375,9 @@
     </w:p>
     <w:p>
       <w:r>
+        <w:rPr>
+          <w:noProof/>
+        </w:rPr>
         <w:drawing>
           <wp:inline distT="0" distB="0" distL="0" distR="0" wp14:anchorId="2D9592EF" wp14:editId="5E329D22">
             <wp:extent cx="5134692" cy="771633"/>
@@ -390,6 +417,9 @@
     </w:p>
     <w:p>
       <w:r>
+        <w:rPr>
+          <w:noProof/>
+        </w:rPr>
         <w:drawing>
           <wp:inline distT="0" distB="0" distL="0" distR="0" wp14:anchorId="1845B6C3" wp14:editId="458121B1">
             <wp:extent cx="5391902" cy="1381318"/>
@@ -429,6 +459,9 @@
     </w:p>
     <w:p>
       <w:r>
+        <w:rPr>
+          <w:noProof/>
+        </w:rPr>
         <w:drawing>
           <wp:inline distT="0" distB="0" distL="0" distR="0" wp14:anchorId="1CE1C8F0" wp14:editId="1CE66B51">
             <wp:extent cx="5191850" cy="2400635"/>
@@ -468,6 +501,9 @@
     </w:p>
     <w:p>
       <w:r>
+        <w:rPr>
+          <w:noProof/>
+        </w:rPr>
         <w:drawing>
           <wp:inline distT="0" distB="0" distL="0" distR="0" wp14:anchorId="6192CB95" wp14:editId="5798FFD9">
             <wp:extent cx="5172797" cy="2457793"/>
@@ -507,6 +543,9 @@
     </w:p>
     <w:p>
       <w:r>
+        <w:rPr>
+          <w:noProof/>
+        </w:rPr>
         <w:drawing>
           <wp:inline distT="0" distB="0" distL="0" distR="0" wp14:anchorId="05178242" wp14:editId="71ECC6E2">
             <wp:extent cx="5582429" cy="3086531"/>
@@ -546,6 +585,9 @@
     </w:p>
     <w:p>
       <w:r>
+        <w:rPr>
+          <w:noProof/>
+        </w:rPr>
         <w:drawing>
           <wp:inline distT="0" distB="0" distL="0" distR="0" wp14:anchorId="4E29347E" wp14:editId="55CB22DA">
             <wp:extent cx="5731510" cy="1838960"/>
@@ -585,6 +627,9 @@
     </w:p>
     <w:p>
       <w:r>
+        <w:rPr>
+          <w:noProof/>
+        </w:rPr>
         <w:drawing>
           <wp:inline distT="0" distB="0" distL="0" distR="0" wp14:anchorId="5C73B651" wp14:editId="5E261A10">
             <wp:extent cx="5611008" cy="2000529"/>
@@ -624,6 +669,9 @@
     </w:p>
     <w:p>
       <w:r>
+        <w:rPr>
+          <w:noProof/>
+        </w:rPr>
         <w:drawing>
           <wp:inline distT="0" distB="0" distL="0" distR="0" wp14:anchorId="350C9E52" wp14:editId="402275EC">
             <wp:extent cx="5315692" cy="2581635"/>
@@ -663,6 +711,9 @@
     </w:p>
     <w:p>
       <w:r>
+        <w:rPr>
+          <w:noProof/>
+        </w:rPr>
         <w:drawing>
           <wp:inline distT="0" distB="0" distL="0" distR="0" wp14:anchorId="427BC436" wp14:editId="7F5FA886">
             <wp:extent cx="5731510" cy="4794250"/>
@@ -702,6 +753,9 @@
     </w:p>
     <w:p>
       <w:r>
+        <w:rPr>
+          <w:noProof/>
+        </w:rPr>
         <w:drawing>
           <wp:inline distT="0" distB="0" distL="0" distR="0" wp14:anchorId="221C84EC" wp14:editId="58FEBCB7">
             <wp:extent cx="5731510" cy="5013960"/>
@@ -741,6 +795,9 @@
     </w:p>
     <w:p>
       <w:r>
+        <w:rPr>
+          <w:noProof/>
+        </w:rPr>
         <w:drawing>
           <wp:inline distT="0" distB="0" distL="0" distR="0" wp14:anchorId="057C07EA" wp14:editId="1E42E4FA">
             <wp:extent cx="5731510" cy="2381250"/>
@@ -780,6 +837,9 @@
     </w:p>
     <w:p>
       <w:r>
+        <w:rPr>
+          <w:noProof/>
+        </w:rPr>
         <w:drawing>
           <wp:inline distT="0" distB="0" distL="0" distR="0" wp14:anchorId="2D54F0E5" wp14:editId="35308A77">
             <wp:extent cx="5731510" cy="6294755"/>
@@ -819,6 +879,9 @@
     </w:p>
     <w:p>
       <w:r>
+        <w:rPr>
+          <w:noProof/>
+        </w:rPr>
         <w:drawing>
           <wp:inline distT="0" distB="0" distL="0" distR="0" wp14:anchorId="25C2637A" wp14:editId="2D6F0AD9">
             <wp:extent cx="5496692" cy="3924848"/>
@@ -858,6 +921,9 @@
     </w:p>
     <w:p>
       <w:r>
+        <w:rPr>
+          <w:noProof/>
+        </w:rPr>
         <w:drawing>
           <wp:inline distT="0" distB="0" distL="0" distR="0" wp14:anchorId="3B97BEFE" wp14:editId="302C8B79">
             <wp:extent cx="5731510" cy="5434965"/>
@@ -897,6 +963,9 @@
     </w:p>
     <w:p>
       <w:r>
+        <w:rPr>
+          <w:noProof/>
+        </w:rPr>
         <w:drawing>
           <wp:inline distT="0" distB="0" distL="0" distR="0" wp14:anchorId="1E0FBB45" wp14:editId="459E2C03">
             <wp:extent cx="5731510" cy="205740"/>
@@ -936,6 +1005,9 @@
     </w:p>
     <w:p>
       <w:r>
+        <w:rPr>
+          <w:noProof/>
+        </w:rPr>
         <w:drawing>
           <wp:inline distT="0" distB="0" distL="0" distR="0" wp14:anchorId="7A29C4EA" wp14:editId="48920F66">
             <wp:extent cx="5731510" cy="211455"/>
@@ -975,6 +1047,9 @@
     </w:p>
     <w:p>
       <w:r>
+        <w:rPr>
+          <w:noProof/>
+        </w:rPr>
         <w:drawing>
           <wp:inline distT="0" distB="0" distL="0" distR="0" wp14:anchorId="1096E43A" wp14:editId="73C263CC">
             <wp:extent cx="5731510" cy="200660"/>
@@ -1014,6 +1089,9 @@
     </w:p>
     <w:p>
       <w:r>
+        <w:rPr>
+          <w:noProof/>
+        </w:rPr>
         <w:drawing>
           <wp:inline distT="0" distB="0" distL="0" distR="0" wp14:anchorId="2A428ECE" wp14:editId="3BDD71B7">
             <wp:extent cx="5731510" cy="179705"/>
@@ -1053,6 +1131,9 @@
     </w:p>
     <w:p>
       <w:r>
+        <w:rPr>
+          <w:noProof/>
+        </w:rPr>
         <w:drawing>
           <wp:inline distT="0" distB="0" distL="0" distR="0" wp14:anchorId="1CF655B9" wp14:editId="3C571BD4">
             <wp:extent cx="5731510" cy="208280"/>
@@ -1092,6 +1173,9 @@
     </w:p>
     <w:p>
       <w:r>
+        <w:rPr>
+          <w:noProof/>
+        </w:rPr>
         <w:drawing>
           <wp:inline distT="0" distB="0" distL="0" distR="0" wp14:anchorId="1038D9DC" wp14:editId="7A4C2C5F">
             <wp:extent cx="5731510" cy="189865"/>
@@ -1132,18 +1216,18 @@
     <w:p>
       <w:r>
         <w:drawing>
-          <wp:inline distT="0" distB="0" distL="0" distR="0" wp14:anchorId="38C5267C" wp14:editId="0A41D294">
-            <wp:extent cx="5731510" cy="3944620"/>
-            <wp:effectExtent l="0" t="0" r="2540" b="0"/>
-            <wp:docPr id="864274548" name="Picture 1"/>
-            <wp:cNvGraphicFramePr>
-              <a:graphicFrameLocks xmlns:a="http://schemas.openxmlformats.org/drawingml/2006/main" noChangeAspect="1"/>
-            </wp:cNvGraphicFramePr>
-            <a:graphic xmlns:a="http://schemas.openxmlformats.org/drawingml/2006/main">
-              <a:graphicData uri="http://schemas.openxmlformats.org/drawingml/2006/picture">
-                <pic:pic xmlns:pic="http://schemas.openxmlformats.org/drawingml/2006/picture">
-                  <pic:nvPicPr>
-                    <pic:cNvPr id="864274548" name=""/>
+          <wp:inline distT="0" distB="0" distL="0" distR="0" wp14:anchorId="5526B179" wp14:editId="4873498C">
+            <wp:extent cx="3181794" cy="828791"/>
+            <wp:effectExtent l="0" t="0" r="0" b="9525"/>
+            <wp:docPr id="2085663924" name="Picture 1"/>
+            <wp:cNvGraphicFramePr>
+              <a:graphicFrameLocks xmlns:a="http://schemas.openxmlformats.org/drawingml/2006/main" noChangeAspect="1"/>
+            </wp:cNvGraphicFramePr>
+            <a:graphic xmlns:a="http://schemas.openxmlformats.org/drawingml/2006/main">
+              <a:graphicData uri="http://schemas.openxmlformats.org/drawingml/2006/picture">
+                <pic:pic xmlns:pic="http://schemas.openxmlformats.org/drawingml/2006/picture">
+                  <pic:nvPicPr>
+                    <pic:cNvPr id="2085663924" name=""/>
                     <pic:cNvPicPr/>
                   </pic:nvPicPr>
                   <pic:blipFill>
@@ -1155,34 +1239,34 @@
                   <pic:spPr>
                     <a:xfrm>
                       <a:off x="0" y="0"/>
-                      <a:ext cx="5731510" cy="3944620"/>
-                    </a:xfrm>
-                    <a:prstGeom prst="rect">
-                      <a:avLst/>
-                    </a:prstGeom>
-                  </pic:spPr>
-                </pic:pic>
-              </a:graphicData>
-            </a:graphic>
-          </wp:inline>
-        </w:drawing>
-      </w:r>
-    </w:p>
-    <w:p>
-      <w:r>
-        <w:drawing>
-          <wp:inline distT="0" distB="0" distL="0" distR="0" wp14:anchorId="4BCC4567" wp14:editId="48B98457">
-            <wp:extent cx="5731510" cy="2083435"/>
-            <wp:effectExtent l="0" t="0" r="2540" b="0"/>
-            <wp:docPr id="210345701" name="Picture 1"/>
-            <wp:cNvGraphicFramePr>
-              <a:graphicFrameLocks xmlns:a="http://schemas.openxmlformats.org/drawingml/2006/main" noChangeAspect="1"/>
-            </wp:cNvGraphicFramePr>
-            <a:graphic xmlns:a="http://schemas.openxmlformats.org/drawingml/2006/main">
-              <a:graphicData uri="http://schemas.openxmlformats.org/drawingml/2006/picture">
-                <pic:pic xmlns:pic="http://schemas.openxmlformats.org/drawingml/2006/picture">
-                  <pic:nvPicPr>
-                    <pic:cNvPr id="210345701" name=""/>
+                      <a:ext cx="3181794" cy="828791"/>
+                    </a:xfrm>
+                    <a:prstGeom prst="rect">
+                      <a:avLst/>
+                    </a:prstGeom>
+                  </pic:spPr>
+                </pic:pic>
+              </a:graphicData>
+            </a:graphic>
+          </wp:inline>
+        </w:drawing>
+      </w:r>
+    </w:p>
+    <w:p>
+      <w:r>
+        <w:drawing>
+          <wp:inline distT="0" distB="0" distL="0" distR="0" wp14:anchorId="3AAD7ACB" wp14:editId="2C4C7EDC">
+            <wp:extent cx="3648584" cy="562053"/>
+            <wp:effectExtent l="0" t="0" r="9525" b="9525"/>
+            <wp:docPr id="1197861550" name="Picture 1"/>
+            <wp:cNvGraphicFramePr>
+              <a:graphicFrameLocks xmlns:a="http://schemas.openxmlformats.org/drawingml/2006/main" noChangeAspect="1"/>
+            </wp:cNvGraphicFramePr>
+            <a:graphic xmlns:a="http://schemas.openxmlformats.org/drawingml/2006/main">
+              <a:graphicData uri="http://schemas.openxmlformats.org/drawingml/2006/picture">
+                <pic:pic xmlns:pic="http://schemas.openxmlformats.org/drawingml/2006/picture">
+                  <pic:nvPicPr>
+                    <pic:cNvPr id="1197861550" name=""/>
                     <pic:cNvPicPr/>
                   </pic:nvPicPr>
                   <pic:blipFill>
@@ -1194,34 +1278,34 @@
                   <pic:spPr>
                     <a:xfrm>
                       <a:off x="0" y="0"/>
-                      <a:ext cx="5731510" cy="2083435"/>
-                    </a:xfrm>
-                    <a:prstGeom prst="rect">
-                      <a:avLst/>
-                    </a:prstGeom>
-                  </pic:spPr>
-                </pic:pic>
-              </a:graphicData>
-            </a:graphic>
-          </wp:inline>
-        </w:drawing>
-      </w:r>
-    </w:p>
-    <w:p>
-      <w:r>
-        <w:drawing>
-          <wp:inline distT="0" distB="0" distL="0" distR="0" wp14:anchorId="4609F993" wp14:editId="5528DEE6">
-            <wp:extent cx="5731510" cy="3110230"/>
-            <wp:effectExtent l="0" t="0" r="2540" b="0"/>
-            <wp:docPr id="159815237" name="Picture 1"/>
-            <wp:cNvGraphicFramePr>
-              <a:graphicFrameLocks xmlns:a="http://schemas.openxmlformats.org/drawingml/2006/main" noChangeAspect="1"/>
-            </wp:cNvGraphicFramePr>
-            <a:graphic xmlns:a="http://schemas.openxmlformats.org/drawingml/2006/main">
-              <a:graphicData uri="http://schemas.openxmlformats.org/drawingml/2006/picture">
-                <pic:pic xmlns:pic="http://schemas.openxmlformats.org/drawingml/2006/picture">
-                  <pic:nvPicPr>
-                    <pic:cNvPr id="159815237" name=""/>
+                      <a:ext cx="3648584" cy="562053"/>
+                    </a:xfrm>
+                    <a:prstGeom prst="rect">
+                      <a:avLst/>
+                    </a:prstGeom>
+                  </pic:spPr>
+                </pic:pic>
+              </a:graphicData>
+            </a:graphic>
+          </wp:inline>
+        </w:drawing>
+      </w:r>
+    </w:p>
+    <w:p>
+      <w:r>
+        <w:drawing>
+          <wp:inline distT="0" distB="0" distL="0" distR="0" wp14:anchorId="41022B55" wp14:editId="0B4533A0">
+            <wp:extent cx="1457528" cy="876422"/>
+            <wp:effectExtent l="0" t="0" r="9525" b="0"/>
+            <wp:docPr id="44647476" name="Picture 1"/>
+            <wp:cNvGraphicFramePr>
+              <a:graphicFrameLocks xmlns:a="http://schemas.openxmlformats.org/drawingml/2006/main" noChangeAspect="1"/>
+            </wp:cNvGraphicFramePr>
+            <a:graphic xmlns:a="http://schemas.openxmlformats.org/drawingml/2006/main">
+              <a:graphicData uri="http://schemas.openxmlformats.org/drawingml/2006/picture">
+                <pic:pic xmlns:pic="http://schemas.openxmlformats.org/drawingml/2006/picture">
+                  <pic:nvPicPr>
+                    <pic:cNvPr id="44647476" name=""/>
                     <pic:cNvPicPr/>
                   </pic:nvPicPr>
                   <pic:blipFill>
@@ -1233,24 +1317,181 @@
                   <pic:spPr>
                     <a:xfrm>
                       <a:off x="0" y="0"/>
-                      <a:ext cx="5731510" cy="3110230"/>
-                    </a:xfrm>
-                    <a:prstGeom prst="rect">
-                      <a:avLst/>
-                    </a:prstGeom>
-                  </pic:spPr>
-                </pic:pic>
-              </a:graphicData>
-            </a:graphic>
-          </wp:inline>
-        </w:drawing>
-      </w:r>
-    </w:p>
-    <w:p>
-      <w:r>
-        <w:drawing>
-          <wp:inline distT="0" distB="0" distL="0" distR="0" wp14:anchorId="6CB7304C" wp14:editId="2A0F9086">
-            <wp:extent cx="5471676" cy="5495925"/>
+                      <a:ext cx="1457528" cy="876422"/>
+                    </a:xfrm>
+                    <a:prstGeom prst="rect">
+                      <a:avLst/>
+                    </a:prstGeom>
+                  </pic:spPr>
+                </pic:pic>
+              </a:graphicData>
+            </a:graphic>
+          </wp:inline>
+        </w:drawing>
+      </w:r>
+    </w:p>
+    <w:p>
+      <w:r>
+        <w:drawing>
+          <wp:inline distT="0" distB="0" distL="0" distR="0" wp14:anchorId="1CB5EC22" wp14:editId="18D007C2">
+            <wp:extent cx="1638300" cy="224254"/>
+            <wp:effectExtent l="0" t="0" r="0" b="4445"/>
+            <wp:docPr id="628690432" name="Picture 1"/>
+            <wp:cNvGraphicFramePr>
+              <a:graphicFrameLocks xmlns:a="http://schemas.openxmlformats.org/drawingml/2006/main" noChangeAspect="1"/>
+            </wp:cNvGraphicFramePr>
+            <a:graphic xmlns:a="http://schemas.openxmlformats.org/drawingml/2006/main">
+              <a:graphicData uri="http://schemas.openxmlformats.org/drawingml/2006/picture">
+                <pic:pic xmlns:pic="http://schemas.openxmlformats.org/drawingml/2006/picture">
+                  <pic:nvPicPr>
+                    <pic:cNvPr id="628690432" name=""/>
+                    <pic:cNvPicPr/>
+                  </pic:nvPicPr>
+                  <pic:blipFill>
+                    <a:blip r:embed="rId35"/>
+                    <a:stretch>
+                      <a:fillRect/>
+                    </a:stretch>
+                  </pic:blipFill>
+                  <pic:spPr>
+                    <a:xfrm>
+                      <a:off x="0" y="0"/>
+                      <a:ext cx="1668653" cy="228409"/>
+                    </a:xfrm>
+                    <a:prstGeom prst="rect">
+                      <a:avLst/>
+                    </a:prstGeom>
+                  </pic:spPr>
+                </pic:pic>
+              </a:graphicData>
+            </a:graphic>
+          </wp:inline>
+        </w:drawing>
+      </w:r>
+      <w:r>
+        <w:drawing>
+          <wp:inline distT="0" distB="0" distL="0" distR="0" wp14:anchorId="455AD904" wp14:editId="00FB3C9E">
+            <wp:extent cx="5731510" cy="1155065"/>
+            <wp:effectExtent l="0" t="0" r="2540" b="6985"/>
+            <wp:docPr id="1843276070" name="Picture 1"/>
+            <wp:cNvGraphicFramePr>
+              <a:graphicFrameLocks xmlns:a="http://schemas.openxmlformats.org/drawingml/2006/main" noChangeAspect="1"/>
+            </wp:cNvGraphicFramePr>
+            <a:graphic xmlns:a="http://schemas.openxmlformats.org/drawingml/2006/main">
+              <a:graphicData uri="http://schemas.openxmlformats.org/drawingml/2006/picture">
+                <pic:pic xmlns:pic="http://schemas.openxmlformats.org/drawingml/2006/picture">
+                  <pic:nvPicPr>
+                    <pic:cNvPr id="1843276070" name=""/>
+                    <pic:cNvPicPr/>
+                  </pic:nvPicPr>
+                  <pic:blipFill>
+                    <a:blip r:embed="rId36"/>
+                    <a:stretch>
+                      <a:fillRect/>
+                    </a:stretch>
+                  </pic:blipFill>
+                  <pic:spPr>
+                    <a:xfrm>
+                      <a:off x="0" y="0"/>
+                      <a:ext cx="5731510" cy="1155065"/>
+                    </a:xfrm>
+                    <a:prstGeom prst="rect">
+                      <a:avLst/>
+                    </a:prstGeom>
+                  </pic:spPr>
+                </pic:pic>
+              </a:graphicData>
+            </a:graphic>
+          </wp:inline>
+        </w:drawing>
+      </w:r>
+    </w:p>
+    <w:p>
+      <w:r>
+        <w:drawing>
+          <wp:inline distT="0" distB="0" distL="0" distR="0" wp14:anchorId="7B084E96" wp14:editId="6B433636">
+            <wp:extent cx="1638300" cy="188252"/>
+            <wp:effectExtent l="0" t="0" r="0" b="2540"/>
+            <wp:docPr id="2129040645" name="Picture 1"/>
+            <wp:cNvGraphicFramePr>
+              <a:graphicFrameLocks xmlns:a="http://schemas.openxmlformats.org/drawingml/2006/main" noChangeAspect="1"/>
+            </wp:cNvGraphicFramePr>
+            <a:graphic xmlns:a="http://schemas.openxmlformats.org/drawingml/2006/main">
+              <a:graphicData uri="http://schemas.openxmlformats.org/drawingml/2006/picture">
+                <pic:pic xmlns:pic="http://schemas.openxmlformats.org/drawingml/2006/picture">
+                  <pic:nvPicPr>
+                    <pic:cNvPr id="2129040645" name=""/>
+                    <pic:cNvPicPr/>
+                  </pic:nvPicPr>
+                  <pic:blipFill>
+                    <a:blip r:embed="rId37"/>
+                    <a:stretch>
+                      <a:fillRect/>
+                    </a:stretch>
+                  </pic:blipFill>
+                  <pic:spPr>
+                    <a:xfrm>
+                      <a:off x="0" y="0"/>
+                      <a:ext cx="1708492" cy="196318"/>
+                    </a:xfrm>
+                    <a:prstGeom prst="rect">
+                      <a:avLst/>
+                    </a:prstGeom>
+                  </pic:spPr>
+                </pic:pic>
+              </a:graphicData>
+            </a:graphic>
+          </wp:inline>
+        </w:drawing>
+      </w:r>
+    </w:p>
+    <w:p>
+      <w:r>
+        <w:drawing>
+          <wp:inline distT="0" distB="0" distL="0" distR="0" wp14:anchorId="42F8EB77" wp14:editId="626E0B98">
+            <wp:extent cx="1486107" cy="409632"/>
+            <wp:effectExtent l="0" t="0" r="0" b="9525"/>
+            <wp:docPr id="175986073" name="Picture 1"/>
+            <wp:cNvGraphicFramePr>
+              <a:graphicFrameLocks xmlns:a="http://schemas.openxmlformats.org/drawingml/2006/main" noChangeAspect="1"/>
+            </wp:cNvGraphicFramePr>
+            <a:graphic xmlns:a="http://schemas.openxmlformats.org/drawingml/2006/main">
+              <a:graphicData uri="http://schemas.openxmlformats.org/drawingml/2006/picture">
+                <pic:pic xmlns:pic="http://schemas.openxmlformats.org/drawingml/2006/picture">
+                  <pic:nvPicPr>
+                    <pic:cNvPr id="175986073" name=""/>
+                    <pic:cNvPicPr/>
+                  </pic:nvPicPr>
+                  <pic:blipFill>
+                    <a:blip r:embed="rId38"/>
+                    <a:stretch>
+                      <a:fillRect/>
+                    </a:stretch>
+                  </pic:blipFill>
+                  <pic:spPr>
+                    <a:xfrm>
+                      <a:off x="0" y="0"/>
+                      <a:ext cx="1486107" cy="409632"/>
+                    </a:xfrm>
+                    <a:prstGeom prst="rect">
+                      <a:avLst/>
+                    </a:prstGeom>
+                  </pic:spPr>
+                </pic:pic>
+              </a:graphicData>
+            </a:graphic>
+          </wp:inline>
+        </w:drawing>
+      </w:r>
+    </w:p>
+    <w:p>
+      <w:r>
+        <w:rPr>
+          <w:noProof/>
+        </w:rPr>
+        <w:drawing>
+          <wp:inline distT="0" distB="0" distL="0" distR="0" wp14:anchorId="6CB7304C" wp14:editId="70C48AA4">
+            <wp:extent cx="4599240" cy="4619625"/>
             <wp:effectExtent l="0" t="0" r="0" b="0"/>
             <wp:docPr id="2090221229" name="Picture 1"/>
             <wp:cNvGraphicFramePr>
@@ -1264,29 +1505,33 @@
                     <pic:cNvPicPr/>
                   </pic:nvPicPr>
                   <pic:blipFill>
-                    <a:blip r:embed="rId35"/>
-                    <a:stretch>
-                      <a:fillRect/>
-                    </a:stretch>
-                  </pic:blipFill>
-                  <pic:spPr>
-                    <a:xfrm>
-                      <a:off x="0" y="0"/>
-                      <a:ext cx="5495859" cy="5520215"/>
-                    </a:xfrm>
-                    <a:prstGeom prst="rect">
-                      <a:avLst/>
-                    </a:prstGeom>
-                  </pic:spPr>
-                </pic:pic>
-              </a:graphicData>
-            </a:graphic>
-          </wp:inline>
-        </w:drawing>
-      </w:r>
-    </w:p>
-    <w:p>
-      <w:r>
+                    <a:blip r:embed="rId39"/>
+                    <a:stretch>
+                      <a:fillRect/>
+                    </a:stretch>
+                  </pic:blipFill>
+                  <pic:spPr>
+                    <a:xfrm>
+                      <a:off x="0" y="0"/>
+                      <a:ext cx="4640562" cy="4661130"/>
+                    </a:xfrm>
+                    <a:prstGeom prst="rect">
+                      <a:avLst/>
+                    </a:prstGeom>
+                  </pic:spPr>
+                </pic:pic>
+              </a:graphicData>
+            </a:graphic>
+          </wp:inline>
+        </w:drawing>
+      </w:r>
+    </w:p>
+    <w:p/>
+    <w:p>
+      <w:r>
+        <w:rPr>
+          <w:noProof/>
+        </w:rPr>
         <w:drawing>
           <wp:inline distT="0" distB="0" distL="0" distR="0" wp14:anchorId="2376CC17" wp14:editId="5C63333F">
             <wp:extent cx="5731510" cy="5429250"/>
@@ -1303,7 +1548,7 @@
                     <pic:cNvPicPr/>
                   </pic:nvPicPr>
                   <pic:blipFill>
-                    <a:blip r:embed="rId36"/>
+                    <a:blip r:embed="rId40"/>
                     <a:stretch>
                       <a:fillRect/>
                     </a:stretch>
@@ -1326,6 +1571,9 @@
     </w:p>
     <w:p>
       <w:r>
+        <w:rPr>
+          <w:noProof/>
+        </w:rPr>
         <w:drawing>
           <wp:inline distT="0" distB="0" distL="0" distR="0" wp14:anchorId="0E3D579F" wp14:editId="67D1B7EE">
             <wp:extent cx="5731510" cy="1585595"/>
@@ -1342,7 +1590,7 @@
                     <pic:cNvPicPr/>
                   </pic:nvPicPr>
                   <pic:blipFill>
-                    <a:blip r:embed="rId37"/>
+                    <a:blip r:embed="rId41"/>
                     <a:stretch>
                       <a:fillRect/>
                     </a:stretch>
@@ -1366,83 +1614,164 @@
     <w:p>
       <w:r>
         <w:drawing>
-          <wp:inline distT="0" distB="0" distL="0" distR="0" wp14:anchorId="7F5E6344" wp14:editId="2F6C358D">
-            <wp:extent cx="5731510" cy="3709035"/>
-            <wp:effectExtent l="0" t="0" r="2540" b="5715"/>
-            <wp:docPr id="320277707" name="Picture 1"/>
-            <wp:cNvGraphicFramePr>
-              <a:graphicFrameLocks xmlns:a="http://schemas.openxmlformats.org/drawingml/2006/main" noChangeAspect="1"/>
-            </wp:cNvGraphicFramePr>
-            <a:graphic xmlns:a="http://schemas.openxmlformats.org/drawingml/2006/main">
-              <a:graphicData uri="http://schemas.openxmlformats.org/drawingml/2006/picture">
-                <pic:pic xmlns:pic="http://schemas.openxmlformats.org/drawingml/2006/picture">
-                  <pic:nvPicPr>
-                    <pic:cNvPr id="320277707" name=""/>
-                    <pic:cNvPicPr/>
-                  </pic:nvPicPr>
-                  <pic:blipFill>
-                    <a:blip r:embed="rId38"/>
-                    <a:stretch>
-                      <a:fillRect/>
-                    </a:stretch>
-                  </pic:blipFill>
-                  <pic:spPr>
-                    <a:xfrm>
-                      <a:off x="0" y="0"/>
-                      <a:ext cx="5731510" cy="3709035"/>
-                    </a:xfrm>
-                    <a:prstGeom prst="rect">
-                      <a:avLst/>
-                    </a:prstGeom>
-                  </pic:spPr>
-                </pic:pic>
-              </a:graphicData>
-            </a:graphic>
-          </wp:inline>
-        </w:drawing>
-      </w:r>
-    </w:p>
-    <w:p>
-      <w:r>
-        <w:drawing>
-          <wp:inline distT="0" distB="0" distL="0" distR="0" wp14:anchorId="233220D6" wp14:editId="3BBF0150">
-            <wp:extent cx="3733800" cy="1114473"/>
-            <wp:effectExtent l="0" t="0" r="0" b="9525"/>
-            <wp:docPr id="1327277263" name="Picture 1"/>
-            <wp:cNvGraphicFramePr>
-              <a:graphicFrameLocks xmlns:a="http://schemas.openxmlformats.org/drawingml/2006/main" noChangeAspect="1"/>
-            </wp:cNvGraphicFramePr>
-            <a:graphic xmlns:a="http://schemas.openxmlformats.org/drawingml/2006/main">
-              <a:graphicData uri="http://schemas.openxmlformats.org/drawingml/2006/picture">
-                <pic:pic xmlns:pic="http://schemas.openxmlformats.org/drawingml/2006/picture">
-                  <pic:nvPicPr>
-                    <pic:cNvPr id="1327277263" name=""/>
-                    <pic:cNvPicPr/>
-                  </pic:nvPicPr>
-                  <pic:blipFill>
-                    <a:blip r:embed="rId39"/>
-                    <a:stretch>
-                      <a:fillRect/>
-                    </a:stretch>
-                  </pic:blipFill>
-                  <pic:spPr>
-                    <a:xfrm>
-                      <a:off x="0" y="0"/>
-                      <a:ext cx="3758456" cy="1121832"/>
-                    </a:xfrm>
-                    <a:prstGeom prst="rect">
-                      <a:avLst/>
-                    </a:prstGeom>
-                  </pic:spPr>
-                </pic:pic>
-              </a:graphicData>
-            </a:graphic>
-          </wp:inline>
-        </w:drawing>
-      </w:r>
-    </w:p>
-    <w:p>
-      <w:r>
+          <wp:inline distT="0" distB="0" distL="0" distR="0" wp14:anchorId="3C064300" wp14:editId="53791F8C">
+            <wp:extent cx="2190750" cy="173342"/>
+            <wp:effectExtent l="0" t="0" r="0" b="0"/>
+            <wp:docPr id="2070965434" name="Picture 1"/>
+            <wp:cNvGraphicFramePr>
+              <a:graphicFrameLocks xmlns:a="http://schemas.openxmlformats.org/drawingml/2006/main" noChangeAspect="1"/>
+            </wp:cNvGraphicFramePr>
+            <a:graphic xmlns:a="http://schemas.openxmlformats.org/drawingml/2006/main">
+              <a:graphicData uri="http://schemas.openxmlformats.org/drawingml/2006/picture">
+                <pic:pic xmlns:pic="http://schemas.openxmlformats.org/drawingml/2006/picture">
+                  <pic:nvPicPr>
+                    <pic:cNvPr id="2070965434" name=""/>
+                    <pic:cNvPicPr/>
+                  </pic:nvPicPr>
+                  <pic:blipFill>
+                    <a:blip r:embed="rId42"/>
+                    <a:stretch>
+                      <a:fillRect/>
+                    </a:stretch>
+                  </pic:blipFill>
+                  <pic:spPr>
+                    <a:xfrm>
+                      <a:off x="0" y="0"/>
+                      <a:ext cx="2283139" cy="180652"/>
+                    </a:xfrm>
+                    <a:prstGeom prst="rect">
+                      <a:avLst/>
+                    </a:prstGeom>
+                  </pic:spPr>
+                </pic:pic>
+              </a:graphicData>
+            </a:graphic>
+          </wp:inline>
+        </w:drawing>
+      </w:r>
+    </w:p>
+    <w:p>
+      <w:r>
+        <w:drawing>
+          <wp:inline distT="0" distB="0" distL="0" distR="0" wp14:anchorId="674DBF60" wp14:editId="59BEAA56">
+            <wp:extent cx="5731510" cy="370205"/>
+            <wp:effectExtent l="0" t="0" r="2540" b="0"/>
+            <wp:docPr id="830507818" name="Picture 1"/>
+            <wp:cNvGraphicFramePr>
+              <a:graphicFrameLocks xmlns:a="http://schemas.openxmlformats.org/drawingml/2006/main" noChangeAspect="1"/>
+            </wp:cNvGraphicFramePr>
+            <a:graphic xmlns:a="http://schemas.openxmlformats.org/drawingml/2006/main">
+              <a:graphicData uri="http://schemas.openxmlformats.org/drawingml/2006/picture">
+                <pic:pic xmlns:pic="http://schemas.openxmlformats.org/drawingml/2006/picture">
+                  <pic:nvPicPr>
+                    <pic:cNvPr id="830507818" name=""/>
+                    <pic:cNvPicPr/>
+                  </pic:nvPicPr>
+                  <pic:blipFill>
+                    <a:blip r:embed="rId43"/>
+                    <a:stretch>
+                      <a:fillRect/>
+                    </a:stretch>
+                  </pic:blipFill>
+                  <pic:spPr>
+                    <a:xfrm>
+                      <a:off x="0" y="0"/>
+                      <a:ext cx="5731510" cy="370205"/>
+                    </a:xfrm>
+                    <a:prstGeom prst="rect">
+                      <a:avLst/>
+                    </a:prstGeom>
+                  </pic:spPr>
+                </pic:pic>
+              </a:graphicData>
+            </a:graphic>
+          </wp:inline>
+        </w:drawing>
+      </w:r>
+    </w:p>
+    <w:p>
+      <w:r>
+        <w:drawing>
+          <wp:inline distT="0" distB="0" distL="0" distR="0" wp14:anchorId="34685CDD" wp14:editId="609B261F">
+            <wp:extent cx="4876800" cy="1361759"/>
+            <wp:effectExtent l="0" t="0" r="0" b="0"/>
+            <wp:docPr id="1161326993" name="Picture 1"/>
+            <wp:cNvGraphicFramePr>
+              <a:graphicFrameLocks xmlns:a="http://schemas.openxmlformats.org/drawingml/2006/main" noChangeAspect="1"/>
+            </wp:cNvGraphicFramePr>
+            <a:graphic xmlns:a="http://schemas.openxmlformats.org/drawingml/2006/main">
+              <a:graphicData uri="http://schemas.openxmlformats.org/drawingml/2006/picture">
+                <pic:pic xmlns:pic="http://schemas.openxmlformats.org/drawingml/2006/picture">
+                  <pic:nvPicPr>
+                    <pic:cNvPr id="1161326993" name=""/>
+                    <pic:cNvPicPr/>
+                  </pic:nvPicPr>
+                  <pic:blipFill>
+                    <a:blip r:embed="rId44"/>
+                    <a:stretch>
+                      <a:fillRect/>
+                    </a:stretch>
+                  </pic:blipFill>
+                  <pic:spPr>
+                    <a:xfrm>
+                      <a:off x="0" y="0"/>
+                      <a:ext cx="4887339" cy="1364702"/>
+                    </a:xfrm>
+                    <a:prstGeom prst="rect">
+                      <a:avLst/>
+                    </a:prstGeom>
+                  </pic:spPr>
+                </pic:pic>
+              </a:graphicData>
+            </a:graphic>
+          </wp:inline>
+        </w:drawing>
+      </w:r>
+    </w:p>
+    <w:p>
+      <w:r>
+        <w:drawing>
+          <wp:inline distT="0" distB="0" distL="0" distR="0" wp14:anchorId="463B62A8" wp14:editId="6F4498DA">
+            <wp:extent cx="2695951" cy="266737"/>
+            <wp:effectExtent l="0" t="0" r="9525" b="0"/>
+            <wp:docPr id="825593981" name="Picture 1"/>
+            <wp:cNvGraphicFramePr>
+              <a:graphicFrameLocks xmlns:a="http://schemas.openxmlformats.org/drawingml/2006/main" noChangeAspect="1"/>
+            </wp:cNvGraphicFramePr>
+            <a:graphic xmlns:a="http://schemas.openxmlformats.org/drawingml/2006/main">
+              <a:graphicData uri="http://schemas.openxmlformats.org/drawingml/2006/picture">
+                <pic:pic xmlns:pic="http://schemas.openxmlformats.org/drawingml/2006/picture">
+                  <pic:nvPicPr>
+                    <pic:cNvPr id="825593981" name=""/>
+                    <pic:cNvPicPr/>
+                  </pic:nvPicPr>
+                  <pic:blipFill>
+                    <a:blip r:embed="rId45"/>
+                    <a:stretch>
+                      <a:fillRect/>
+                    </a:stretch>
+                  </pic:blipFill>
+                  <pic:spPr>
+                    <a:xfrm>
+                      <a:off x="0" y="0"/>
+                      <a:ext cx="2695951" cy="266737"/>
+                    </a:xfrm>
+                    <a:prstGeom prst="rect">
+                      <a:avLst/>
+                    </a:prstGeom>
+                  </pic:spPr>
+                </pic:pic>
+              </a:graphicData>
+            </a:graphic>
+          </wp:inline>
+        </w:drawing>
+      </w:r>
+    </w:p>
+    <w:p>
+      <w:r>
+        <w:rPr>
+          <w:noProof/>
+        </w:rPr>
         <w:drawing>
           <wp:inline distT="0" distB="0" distL="0" distR="0" wp14:anchorId="5246CD4A" wp14:editId="76557938">
             <wp:extent cx="5731510" cy="220980"/>
@@ -1459,7 +1788,7 @@
                     <pic:cNvPicPr/>
                   </pic:nvPicPr>
                   <pic:blipFill>
-                    <a:blip r:embed="rId40"/>
+                    <a:blip r:embed="rId46"/>
                     <a:stretch>
                       <a:fillRect/>
                     </a:stretch>
@@ -1482,6 +1811,9 @@
     </w:p>
     <w:p>
       <w:r>
+        <w:rPr>
+          <w:noProof/>
+        </w:rPr>
         <w:drawing>
           <wp:inline distT="0" distB="0" distL="0" distR="0" wp14:anchorId="7EF0B6DD" wp14:editId="4F7DEF72">
             <wp:extent cx="5731510" cy="207010"/>
@@ -1498,7 +1830,7 @@
                     <pic:cNvPicPr/>
                   </pic:nvPicPr>
                   <pic:blipFill>
-                    <a:blip r:embed="rId41"/>
+                    <a:blip r:embed="rId47"/>
                     <a:stretch>
                       <a:fillRect/>
                     </a:stretch>
@@ -1521,6 +1853,9 @@
     </w:p>
     <w:p>
       <w:r>
+        <w:rPr>
+          <w:noProof/>
+        </w:rPr>
         <w:drawing>
           <wp:inline distT="0" distB="0" distL="0" distR="0" wp14:anchorId="1AAF6BE9" wp14:editId="548D7598">
             <wp:extent cx="5731510" cy="182245"/>
@@ -1537,7 +1872,7 @@
                     <pic:cNvPicPr/>
                   </pic:nvPicPr>
                   <pic:blipFill>
-                    <a:blip r:embed="rId42"/>
+                    <a:blip r:embed="rId48"/>
                     <a:stretch>
                       <a:fillRect/>
                     </a:stretch>
@@ -1560,10 +1895,13 @@
     </w:p>
     <w:p>
       <w:r>
-        <w:drawing>
-          <wp:inline distT="0" distB="0" distL="0" distR="0" wp14:anchorId="2EB8A919" wp14:editId="7D3BE125">
-            <wp:extent cx="5506218" cy="6658904"/>
-            <wp:effectExtent l="0" t="0" r="0" b="8890"/>
+        <w:rPr>
+          <w:noProof/>
+        </w:rPr>
+        <w:drawing>
+          <wp:inline distT="0" distB="0" distL="0" distR="0" wp14:anchorId="2EB8A919" wp14:editId="5B7C1459">
+            <wp:extent cx="4876800" cy="5897722"/>
+            <wp:effectExtent l="0" t="0" r="0" b="8255"/>
             <wp:docPr id="162361113" name="Picture 1"/>
             <wp:cNvGraphicFramePr>
               <a:graphicFrameLocks xmlns:a="http://schemas.openxmlformats.org/drawingml/2006/main" noChangeAspect="1"/>
@@ -1576,29 +1914,32 @@
                     <pic:cNvPicPr/>
                   </pic:nvPicPr>
                   <pic:blipFill>
-                    <a:blip r:embed="rId43"/>
-                    <a:stretch>
-                      <a:fillRect/>
-                    </a:stretch>
-                  </pic:blipFill>
-                  <pic:spPr>
-                    <a:xfrm>
-                      <a:off x="0" y="0"/>
-                      <a:ext cx="5506218" cy="6658904"/>
-                    </a:xfrm>
-                    <a:prstGeom prst="rect">
-                      <a:avLst/>
-                    </a:prstGeom>
-                  </pic:spPr>
-                </pic:pic>
-              </a:graphicData>
-            </a:graphic>
-          </wp:inline>
-        </w:drawing>
-      </w:r>
-    </w:p>
-    <w:p>
-      <w:r>
+                    <a:blip r:embed="rId49"/>
+                    <a:stretch>
+                      <a:fillRect/>
+                    </a:stretch>
+                  </pic:blipFill>
+                  <pic:spPr>
+                    <a:xfrm>
+                      <a:off x="0" y="0"/>
+                      <a:ext cx="4905267" cy="5932149"/>
+                    </a:xfrm>
+                    <a:prstGeom prst="rect">
+                      <a:avLst/>
+                    </a:prstGeom>
+                  </pic:spPr>
+                </pic:pic>
+              </a:graphicData>
+            </a:graphic>
+          </wp:inline>
+        </w:drawing>
+      </w:r>
+    </w:p>
+    <w:p>
+      <w:r>
+        <w:rPr>
+          <w:noProof/>
+        </w:rPr>
         <w:drawing>
           <wp:inline distT="0" distB="0" distL="0" distR="0" wp14:anchorId="76F2CF60" wp14:editId="5C0A89B6">
             <wp:extent cx="5677692" cy="4772691"/>
@@ -1615,7 +1956,7 @@
                     <pic:cNvPicPr/>
                   </pic:nvPicPr>
                   <pic:blipFill>
-                    <a:blip r:embed="rId44"/>
+                    <a:blip r:embed="rId50"/>
                     <a:stretch>
                       <a:fillRect/>
                     </a:stretch>
@@ -1635,89 +1976,416 @@
           </wp:inline>
         </w:drawing>
       </w:r>
-    </w:p>
-    <w:p>
-      <w:r>
-        <w:drawing>
-          <wp:inline distT="0" distB="0" distL="0" distR="0" wp14:anchorId="7015EBC7" wp14:editId="0A9FAD70">
-            <wp:extent cx="5731510" cy="2350770"/>
+      <w:r>
+        <w:t>-</w:t>
+      </w:r>
+    </w:p>
+    <w:p>
+      <w:r>
+        <w:drawing>
+          <wp:inline distT="0" distB="0" distL="0" distR="0" wp14:anchorId="70186A9F" wp14:editId="376A155B">
+            <wp:extent cx="1676400" cy="169472"/>
+            <wp:effectExtent l="0" t="0" r="0" b="2540"/>
+            <wp:docPr id="1888959979" name="Picture 1"/>
+            <wp:cNvGraphicFramePr>
+              <a:graphicFrameLocks xmlns:a="http://schemas.openxmlformats.org/drawingml/2006/main" noChangeAspect="1"/>
+            </wp:cNvGraphicFramePr>
+            <a:graphic xmlns:a="http://schemas.openxmlformats.org/drawingml/2006/main">
+              <a:graphicData uri="http://schemas.openxmlformats.org/drawingml/2006/picture">
+                <pic:pic xmlns:pic="http://schemas.openxmlformats.org/drawingml/2006/picture">
+                  <pic:nvPicPr>
+                    <pic:cNvPr id="1888959979" name=""/>
+                    <pic:cNvPicPr/>
+                  </pic:nvPicPr>
+                  <pic:blipFill>
+                    <a:blip r:embed="rId51"/>
+                    <a:stretch>
+                      <a:fillRect/>
+                    </a:stretch>
+                  </pic:blipFill>
+                  <pic:spPr>
+                    <a:xfrm>
+                      <a:off x="0" y="0"/>
+                      <a:ext cx="1698165" cy="171672"/>
+                    </a:xfrm>
+                    <a:prstGeom prst="rect">
+                      <a:avLst/>
+                    </a:prstGeom>
+                  </pic:spPr>
+                </pic:pic>
+              </a:graphicData>
+            </a:graphic>
+          </wp:inline>
+        </w:drawing>
+      </w:r>
+    </w:p>
+    <w:p>
+      <w:pPr>
+        <w:rPr>
+          <w:noProof/>
+        </w:rPr>
+      </w:pPr>
+      <w:r>
+        <w:drawing>
+          <wp:inline distT="0" distB="0" distL="0" distR="0" wp14:anchorId="06B307D5" wp14:editId="4B5B6E00">
+            <wp:extent cx="4921975" cy="1447800"/>
+            <wp:effectExtent l="0" t="0" r="0" b="0"/>
+            <wp:docPr id="1111086697" name="Picture 1"/>
+            <wp:cNvGraphicFramePr>
+              <a:graphicFrameLocks xmlns:a="http://schemas.openxmlformats.org/drawingml/2006/main" noChangeAspect="1"/>
+            </wp:cNvGraphicFramePr>
+            <a:graphic xmlns:a="http://schemas.openxmlformats.org/drawingml/2006/main">
+              <a:graphicData uri="http://schemas.openxmlformats.org/drawingml/2006/picture">
+                <pic:pic xmlns:pic="http://schemas.openxmlformats.org/drawingml/2006/picture">
+                  <pic:nvPicPr>
+                    <pic:cNvPr id="1111086697" name=""/>
+                    <pic:cNvPicPr/>
+                  </pic:nvPicPr>
+                  <pic:blipFill>
+                    <a:blip r:embed="rId52"/>
+                    <a:stretch>
+                      <a:fillRect/>
+                    </a:stretch>
+                  </pic:blipFill>
+                  <pic:spPr>
+                    <a:xfrm>
+                      <a:off x="0" y="0"/>
+                      <a:ext cx="4927838" cy="1449525"/>
+                    </a:xfrm>
+                    <a:prstGeom prst="rect">
+                      <a:avLst/>
+                    </a:prstGeom>
+                  </pic:spPr>
+                </pic:pic>
+              </a:graphicData>
+            </a:graphic>
+          </wp:inline>
+        </w:drawing>
+      </w:r>
+    </w:p>
+    <w:p>
+      <w:pPr>
+        <w:rPr>
+          <w:noProof/>
+        </w:rPr>
+      </w:pPr>
+      <w:r>
+        <w:rPr>
+          <w:noProof/>
+        </w:rPr>
+        <w:drawing>
+          <wp:inline distT="0" distB="0" distL="0" distR="0" wp14:anchorId="6A5805D7" wp14:editId="027D271A">
+            <wp:extent cx="5731510" cy="218440"/>
             <wp:effectExtent l="0" t="0" r="2540" b="0"/>
-            <wp:docPr id="579581291" name="Picture 1"/>
-            <wp:cNvGraphicFramePr>
-              <a:graphicFrameLocks xmlns:a="http://schemas.openxmlformats.org/drawingml/2006/main" noChangeAspect="1"/>
-            </wp:cNvGraphicFramePr>
-            <a:graphic xmlns:a="http://schemas.openxmlformats.org/drawingml/2006/main">
-              <a:graphicData uri="http://schemas.openxmlformats.org/drawingml/2006/picture">
-                <pic:pic xmlns:pic="http://schemas.openxmlformats.org/drawingml/2006/picture">
-                  <pic:nvPicPr>
-                    <pic:cNvPr id="579581291" name=""/>
-                    <pic:cNvPicPr/>
-                  </pic:nvPicPr>
-                  <pic:blipFill>
-                    <a:blip r:embed="rId45"/>
-                    <a:stretch>
-                      <a:fillRect/>
-                    </a:stretch>
-                  </pic:blipFill>
-                  <pic:spPr>
-                    <a:xfrm>
-                      <a:off x="0" y="0"/>
-                      <a:ext cx="5731510" cy="2350770"/>
-                    </a:xfrm>
-                    <a:prstGeom prst="rect">
-                      <a:avLst/>
-                    </a:prstGeom>
-                  </pic:spPr>
-                </pic:pic>
-              </a:graphicData>
-            </a:graphic>
-          </wp:inline>
-        </w:drawing>
-      </w:r>
-    </w:p>
-    <w:p>
-      <w:r>
-        <w:drawing>
-          <wp:inline distT="0" distB="0" distL="0" distR="0" wp14:anchorId="1D05A96B" wp14:editId="18EC0C37">
-            <wp:extent cx="5731510" cy="1512570"/>
+            <wp:docPr id="273992265" name="Picture 1"/>
+            <wp:cNvGraphicFramePr>
+              <a:graphicFrameLocks xmlns:a="http://schemas.openxmlformats.org/drawingml/2006/main" noChangeAspect="1"/>
+            </wp:cNvGraphicFramePr>
+            <a:graphic xmlns:a="http://schemas.openxmlformats.org/drawingml/2006/main">
+              <a:graphicData uri="http://schemas.openxmlformats.org/drawingml/2006/picture">
+                <pic:pic xmlns:pic="http://schemas.openxmlformats.org/drawingml/2006/picture">
+                  <pic:nvPicPr>
+                    <pic:cNvPr id="273992265" name=""/>
+                    <pic:cNvPicPr/>
+                  </pic:nvPicPr>
+                  <pic:blipFill>
+                    <a:blip r:embed="rId53"/>
+                    <a:stretch>
+                      <a:fillRect/>
+                    </a:stretch>
+                  </pic:blipFill>
+                  <pic:spPr>
+                    <a:xfrm>
+                      <a:off x="0" y="0"/>
+                      <a:ext cx="5731510" cy="218440"/>
+                    </a:xfrm>
+                    <a:prstGeom prst="rect">
+                      <a:avLst/>
+                    </a:prstGeom>
+                  </pic:spPr>
+                </pic:pic>
+              </a:graphicData>
+            </a:graphic>
+          </wp:inline>
+        </w:drawing>
+      </w:r>
+    </w:p>
+    <w:p>
+      <w:pPr>
+        <w:rPr>
+          <w:noProof/>
+        </w:rPr>
+      </w:pPr>
+      <w:r>
+        <w:rPr>
+          <w:noProof/>
+        </w:rPr>
+        <w:drawing>
+          <wp:inline distT="0" distB="0" distL="0" distR="0" wp14:anchorId="67D722E8" wp14:editId="4B06A405">
+            <wp:extent cx="5731510" cy="217170"/>
             <wp:effectExtent l="0" t="0" r="2540" b="0"/>
-            <wp:docPr id="643909372" name="Picture 1"/>
-            <wp:cNvGraphicFramePr>
-              <a:graphicFrameLocks xmlns:a="http://schemas.openxmlformats.org/drawingml/2006/main" noChangeAspect="1"/>
-            </wp:cNvGraphicFramePr>
-            <a:graphic xmlns:a="http://schemas.openxmlformats.org/drawingml/2006/main">
-              <a:graphicData uri="http://schemas.openxmlformats.org/drawingml/2006/picture">
-                <pic:pic xmlns:pic="http://schemas.openxmlformats.org/drawingml/2006/picture">
-                  <pic:nvPicPr>
-                    <pic:cNvPr id="643909372" name=""/>
-                    <pic:cNvPicPr/>
-                  </pic:nvPicPr>
-                  <pic:blipFill>
-                    <a:blip r:embed="rId46"/>
-                    <a:stretch>
-                      <a:fillRect/>
-                    </a:stretch>
-                  </pic:blipFill>
-                  <pic:spPr>
-                    <a:xfrm>
-                      <a:off x="0" y="0"/>
-                      <a:ext cx="5731510" cy="1512570"/>
-                    </a:xfrm>
-                    <a:prstGeom prst="rect">
-                      <a:avLst/>
-                    </a:prstGeom>
-                  </pic:spPr>
-                </pic:pic>
-              </a:graphicData>
-            </a:graphic>
-          </wp:inline>
-        </w:drawing>
-      </w:r>
-      <w:r>
-        <w:drawing>
-          <wp:inline distT="0" distB="0" distL="0" distR="0" wp14:anchorId="0B4B821F" wp14:editId="06681B4A">
-            <wp:extent cx="3429000" cy="2690850"/>
+            <wp:docPr id="592686233" name="Picture 1"/>
+            <wp:cNvGraphicFramePr>
+              <a:graphicFrameLocks xmlns:a="http://schemas.openxmlformats.org/drawingml/2006/main" noChangeAspect="1"/>
+            </wp:cNvGraphicFramePr>
+            <a:graphic xmlns:a="http://schemas.openxmlformats.org/drawingml/2006/main">
+              <a:graphicData uri="http://schemas.openxmlformats.org/drawingml/2006/picture">
+                <pic:pic xmlns:pic="http://schemas.openxmlformats.org/drawingml/2006/picture">
+                  <pic:nvPicPr>
+                    <pic:cNvPr id="592686233" name=""/>
+                    <pic:cNvPicPr/>
+                  </pic:nvPicPr>
+                  <pic:blipFill>
+                    <a:blip r:embed="rId54"/>
+                    <a:stretch>
+                      <a:fillRect/>
+                    </a:stretch>
+                  </pic:blipFill>
+                  <pic:spPr>
+                    <a:xfrm>
+                      <a:off x="0" y="0"/>
+                      <a:ext cx="5731510" cy="217170"/>
+                    </a:xfrm>
+                    <a:prstGeom prst="rect">
+                      <a:avLst/>
+                    </a:prstGeom>
+                  </pic:spPr>
+                </pic:pic>
+              </a:graphicData>
+            </a:graphic>
+          </wp:inline>
+        </w:drawing>
+      </w:r>
+    </w:p>
+    <w:p>
+      <w:pPr>
+        <w:rPr>
+          <w:noProof/>
+        </w:rPr>
+      </w:pPr>
+      <w:r>
+        <w:rPr>
+          <w:noProof/>
+        </w:rPr>
+        <w:drawing>
+          <wp:inline distT="0" distB="0" distL="0" distR="0" wp14:anchorId="56372DA9" wp14:editId="07A4BC6A">
+            <wp:extent cx="5731510" cy="248285"/>
+            <wp:effectExtent l="0" t="0" r="2540" b="0"/>
+            <wp:docPr id="649851997" name="Picture 1"/>
+            <wp:cNvGraphicFramePr>
+              <a:graphicFrameLocks xmlns:a="http://schemas.openxmlformats.org/drawingml/2006/main" noChangeAspect="1"/>
+            </wp:cNvGraphicFramePr>
+            <a:graphic xmlns:a="http://schemas.openxmlformats.org/drawingml/2006/main">
+              <a:graphicData uri="http://schemas.openxmlformats.org/drawingml/2006/picture">
+                <pic:pic xmlns:pic="http://schemas.openxmlformats.org/drawingml/2006/picture">
+                  <pic:nvPicPr>
+                    <pic:cNvPr id="649851997" name=""/>
+                    <pic:cNvPicPr/>
+                  </pic:nvPicPr>
+                  <pic:blipFill>
+                    <a:blip r:embed="rId55"/>
+                    <a:stretch>
+                      <a:fillRect/>
+                    </a:stretch>
+                  </pic:blipFill>
+                  <pic:spPr>
+                    <a:xfrm>
+                      <a:off x="0" y="0"/>
+                      <a:ext cx="5731510" cy="248285"/>
+                    </a:xfrm>
+                    <a:prstGeom prst="rect">
+                      <a:avLst/>
+                    </a:prstGeom>
+                  </pic:spPr>
+                </pic:pic>
+              </a:graphicData>
+            </a:graphic>
+          </wp:inline>
+        </w:drawing>
+      </w:r>
+    </w:p>
+    <w:p>
+      <w:pPr>
+        <w:rPr>
+          <w:noProof/>
+        </w:rPr>
+      </w:pPr>
+      <w:r>
+        <w:rPr>
+          <w:noProof/>
+        </w:rPr>
+        <w:drawing>
+          <wp:inline distT="0" distB="0" distL="0" distR="0" wp14:anchorId="789571C4" wp14:editId="492035C4">
+            <wp:extent cx="5731510" cy="266700"/>
+            <wp:effectExtent l="0" t="0" r="2540" b="0"/>
+            <wp:docPr id="573759765" name="Picture 1"/>
+            <wp:cNvGraphicFramePr>
+              <a:graphicFrameLocks xmlns:a="http://schemas.openxmlformats.org/drawingml/2006/main" noChangeAspect="1"/>
+            </wp:cNvGraphicFramePr>
+            <a:graphic xmlns:a="http://schemas.openxmlformats.org/drawingml/2006/main">
+              <a:graphicData uri="http://schemas.openxmlformats.org/drawingml/2006/picture">
+                <pic:pic xmlns:pic="http://schemas.openxmlformats.org/drawingml/2006/picture">
+                  <pic:nvPicPr>
+                    <pic:cNvPr id="573759765" name=""/>
+                    <pic:cNvPicPr/>
+                  </pic:nvPicPr>
+                  <pic:blipFill>
+                    <a:blip r:embed="rId56"/>
+                    <a:stretch>
+                      <a:fillRect/>
+                    </a:stretch>
+                  </pic:blipFill>
+                  <pic:spPr>
+                    <a:xfrm>
+                      <a:off x="0" y="0"/>
+                      <a:ext cx="5731510" cy="266700"/>
+                    </a:xfrm>
+                    <a:prstGeom prst="rect">
+                      <a:avLst/>
+                    </a:prstGeom>
+                  </pic:spPr>
+                </pic:pic>
+              </a:graphicData>
+            </a:graphic>
+          </wp:inline>
+        </w:drawing>
+      </w:r>
+    </w:p>
+    <w:p>
+      <w:pPr>
+        <w:rPr>
+          <w:noProof/>
+        </w:rPr>
+      </w:pPr>
+      <w:r>
+        <w:rPr>
+          <w:noProof/>
+        </w:rPr>
+        <w:drawing>
+          <wp:inline distT="0" distB="0" distL="0" distR="0" wp14:anchorId="7A5A23C0" wp14:editId="6F1A6EF0">
+            <wp:extent cx="4210638" cy="285790"/>
             <wp:effectExtent l="0" t="0" r="0" b="0"/>
+            <wp:docPr id="1899319170" name="Picture 1"/>
+            <wp:cNvGraphicFramePr>
+              <a:graphicFrameLocks xmlns:a="http://schemas.openxmlformats.org/drawingml/2006/main" noChangeAspect="1"/>
+            </wp:cNvGraphicFramePr>
+            <a:graphic xmlns:a="http://schemas.openxmlformats.org/drawingml/2006/main">
+              <a:graphicData uri="http://schemas.openxmlformats.org/drawingml/2006/picture">
+                <pic:pic xmlns:pic="http://schemas.openxmlformats.org/drawingml/2006/picture">
+                  <pic:nvPicPr>
+                    <pic:cNvPr id="1899319170" name=""/>
+                    <pic:cNvPicPr/>
+                  </pic:nvPicPr>
+                  <pic:blipFill>
+                    <a:blip r:embed="rId57"/>
+                    <a:stretch>
+                      <a:fillRect/>
+                    </a:stretch>
+                  </pic:blipFill>
+                  <pic:spPr>
+                    <a:xfrm>
+                      <a:off x="0" y="0"/>
+                      <a:ext cx="4210638" cy="285790"/>
+                    </a:xfrm>
+                    <a:prstGeom prst="rect">
+                      <a:avLst/>
+                    </a:prstGeom>
+                  </pic:spPr>
+                </pic:pic>
+              </a:graphicData>
+            </a:graphic>
+          </wp:inline>
+        </w:drawing>
+      </w:r>
+    </w:p>
+    <w:p>
+      <w:r>
+        <w:drawing>
+          <wp:inline distT="0" distB="0" distL="0" distR="0" wp14:anchorId="5460D507" wp14:editId="0BEB16FC">
+            <wp:extent cx="2601686" cy="222183"/>
+            <wp:effectExtent l="0" t="0" r="0" b="6985"/>
+            <wp:docPr id="848935121" name="Picture 1"/>
+            <wp:cNvGraphicFramePr>
+              <a:graphicFrameLocks xmlns:a="http://schemas.openxmlformats.org/drawingml/2006/main" noChangeAspect="1"/>
+            </wp:cNvGraphicFramePr>
+            <a:graphic xmlns:a="http://schemas.openxmlformats.org/drawingml/2006/main">
+              <a:graphicData uri="http://schemas.openxmlformats.org/drawingml/2006/picture">
+                <pic:pic xmlns:pic="http://schemas.openxmlformats.org/drawingml/2006/picture">
+                  <pic:nvPicPr>
+                    <pic:cNvPr id="848935121" name=""/>
+                    <pic:cNvPicPr/>
+                  </pic:nvPicPr>
+                  <pic:blipFill>
+                    <a:blip r:embed="rId58"/>
+                    <a:stretch>
+                      <a:fillRect/>
+                    </a:stretch>
+                  </pic:blipFill>
+                  <pic:spPr>
+                    <a:xfrm>
+                      <a:off x="0" y="0"/>
+                      <a:ext cx="2618098" cy="223585"/>
+                    </a:xfrm>
+                    <a:prstGeom prst="rect">
+                      <a:avLst/>
+                    </a:prstGeom>
+                  </pic:spPr>
+                </pic:pic>
+              </a:graphicData>
+            </a:graphic>
+          </wp:inline>
+        </w:drawing>
+      </w:r>
+    </w:p>
+    <w:p>
+      <w:r>
+        <w:drawing>
+          <wp:inline distT="0" distB="0" distL="0" distR="0" wp14:anchorId="03DE8FD6" wp14:editId="03900D9B">
+            <wp:extent cx="3305175" cy="813237"/>
+            <wp:effectExtent l="0" t="0" r="0" b="6350"/>
+            <wp:docPr id="1338478878" name="Picture 1"/>
+            <wp:cNvGraphicFramePr>
+              <a:graphicFrameLocks xmlns:a="http://schemas.openxmlformats.org/drawingml/2006/main" noChangeAspect="1"/>
+            </wp:cNvGraphicFramePr>
+            <a:graphic xmlns:a="http://schemas.openxmlformats.org/drawingml/2006/main">
+              <a:graphicData uri="http://schemas.openxmlformats.org/drawingml/2006/picture">
+                <pic:pic xmlns:pic="http://schemas.openxmlformats.org/drawingml/2006/picture">
+                  <pic:nvPicPr>
+                    <pic:cNvPr id="1338478878" name=""/>
+                    <pic:cNvPicPr/>
+                  </pic:nvPicPr>
+                  <pic:blipFill>
+                    <a:blip r:embed="rId59"/>
+                    <a:stretch>
+                      <a:fillRect/>
+                    </a:stretch>
+                  </pic:blipFill>
+                  <pic:spPr>
+                    <a:xfrm>
+                      <a:off x="0" y="0"/>
+                      <a:ext cx="3322457" cy="817489"/>
+                    </a:xfrm>
+                    <a:prstGeom prst="rect">
+                      <a:avLst/>
+                    </a:prstGeom>
+                  </pic:spPr>
+                </pic:pic>
+              </a:graphicData>
+            </a:graphic>
+          </wp:inline>
+        </w:drawing>
+      </w:r>
+    </w:p>
+    <w:p/>
+    <w:p>
+      <w:r>
+        <w:rPr>
+          <w:noProof/>
+        </w:rPr>
+        <w:drawing>
+          <wp:inline distT="0" distB="0" distL="0" distR="0" wp14:anchorId="0B4B821F" wp14:editId="40D40351">
+            <wp:extent cx="2663860" cy="2090420"/>
+            <wp:effectExtent l="0" t="0" r="3175" b="5080"/>
             <wp:docPr id="1681539797" name="Picture 1"/>
             <wp:cNvGraphicFramePr>
               <a:graphicFrameLocks xmlns:a="http://schemas.openxmlformats.org/drawingml/2006/main" noChangeAspect="1"/>
@@ -1730,15 +2398,15 @@
                     <pic:cNvPicPr/>
                   </pic:nvPicPr>
                   <pic:blipFill>
-                    <a:blip r:embed="rId47"/>
-                    <a:stretch>
-                      <a:fillRect/>
-                    </a:stretch>
-                  </pic:blipFill>
-                  <pic:spPr>
-                    <a:xfrm>
-                      <a:off x="0" y="0"/>
-                      <a:ext cx="3447634" cy="2705473"/>
+                    <a:blip r:embed="rId60"/>
+                    <a:stretch>
+                      <a:fillRect/>
+                    </a:stretch>
+                  </pic:blipFill>
+                  <pic:spPr>
+                    <a:xfrm>
+                      <a:off x="0" y="0"/>
+                      <a:ext cx="2682114" cy="2104745"/>
                     </a:xfrm>
                     <a:prstGeom prst="rect">
                       <a:avLst/>
@@ -1754,10 +2422,13 @@
         <w:br/>
       </w:r>
       <w:r>
-        <w:drawing>
-          <wp:inline distT="0" distB="0" distL="0" distR="0" wp14:anchorId="6AEA7205" wp14:editId="791AD542">
-            <wp:extent cx="5731510" cy="6868795"/>
-            <wp:effectExtent l="0" t="0" r="2540" b="8255"/>
+        <w:rPr>
+          <w:noProof/>
+        </w:rPr>
+        <w:drawing>
+          <wp:inline distT="0" distB="0" distL="0" distR="0" wp14:anchorId="6AEA7205" wp14:editId="20058C3C">
+            <wp:extent cx="4448175" cy="5330812"/>
+            <wp:effectExtent l="0" t="0" r="0" b="3810"/>
             <wp:docPr id="1955854966" name="Picture 1"/>
             <wp:cNvGraphicFramePr>
               <a:graphicFrameLocks xmlns:a="http://schemas.openxmlformats.org/drawingml/2006/main" noChangeAspect="1"/>
@@ -1770,29 +2441,32 @@
                     <pic:cNvPicPr/>
                   </pic:nvPicPr>
                   <pic:blipFill>
-                    <a:blip r:embed="rId48"/>
-                    <a:stretch>
-                      <a:fillRect/>
-                    </a:stretch>
-                  </pic:blipFill>
-                  <pic:spPr>
-                    <a:xfrm>
-                      <a:off x="0" y="0"/>
-                      <a:ext cx="5731510" cy="6868795"/>
-                    </a:xfrm>
-                    <a:prstGeom prst="rect">
-                      <a:avLst/>
-                    </a:prstGeom>
-                  </pic:spPr>
-                </pic:pic>
-              </a:graphicData>
-            </a:graphic>
-          </wp:inline>
-        </w:drawing>
-      </w:r>
-    </w:p>
-    <w:p>
-      <w:r>
+                    <a:blip r:embed="rId61"/>
+                    <a:stretch>
+                      <a:fillRect/>
+                    </a:stretch>
+                  </pic:blipFill>
+                  <pic:spPr>
+                    <a:xfrm>
+                      <a:off x="0" y="0"/>
+                      <a:ext cx="4471928" cy="5359278"/>
+                    </a:xfrm>
+                    <a:prstGeom prst="rect">
+                      <a:avLst/>
+                    </a:prstGeom>
+                  </pic:spPr>
+                </pic:pic>
+              </a:graphicData>
+            </a:graphic>
+          </wp:inline>
+        </w:drawing>
+      </w:r>
+    </w:p>
+    <w:p>
+      <w:r>
+        <w:rPr>
+          <w:noProof/>
+        </w:rPr>
         <w:drawing>
           <wp:inline distT="0" distB="0" distL="0" distR="0" wp14:anchorId="54D9A962" wp14:editId="3D43ED78">
             <wp:extent cx="5582429" cy="4086795"/>
@@ -1809,7 +2483,7 @@
                     <pic:cNvPicPr/>
                   </pic:nvPicPr>
                   <pic:blipFill>
-                    <a:blip r:embed="rId49"/>
+                    <a:blip r:embed="rId62"/>
                     <a:stretch>
                       <a:fillRect/>
                     </a:stretch>
@@ -1832,6 +2506,9 @@
     </w:p>
     <w:p>
       <w:r>
+        <w:rPr>
+          <w:noProof/>
+        </w:rPr>
         <w:drawing>
           <wp:inline distT="0" distB="0" distL="0" distR="0" wp14:anchorId="3F693B8F" wp14:editId="431EB31E">
             <wp:extent cx="5172797" cy="4086795"/>
@@ -1848,7 +2525,7 @@
                     <pic:cNvPicPr/>
                   </pic:nvPicPr>
                   <pic:blipFill>
-                    <a:blip r:embed="rId50"/>
+                    <a:blip r:embed="rId63"/>
                     <a:stretch>
                       <a:fillRect/>
                     </a:stretch>
@@ -1871,6 +2548,9 @@
     </w:p>
     <w:p>
       <w:r>
+        <w:rPr>
+          <w:noProof/>
+        </w:rPr>
         <w:drawing>
           <wp:inline distT="0" distB="0" distL="0" distR="0" wp14:anchorId="5CFAADFE" wp14:editId="0F378AA9">
             <wp:extent cx="5731510" cy="3515995"/>
@@ -1887,7 +2567,7 @@
                     <pic:cNvPicPr/>
                   </pic:nvPicPr>
                   <pic:blipFill>
-                    <a:blip r:embed="rId51"/>
+                    <a:blip r:embed="rId64"/>
                     <a:stretch>
                       <a:fillRect/>
                     </a:stretch>
@@ -1910,6 +2590,9 @@
     </w:p>
     <w:p>
       <w:r>
+        <w:rPr>
+          <w:noProof/>
+        </w:rPr>
         <w:drawing>
           <wp:inline distT="0" distB="0" distL="0" distR="0" wp14:anchorId="2D0E4FA7" wp14:editId="38F17AD2">
             <wp:extent cx="5731510" cy="2028190"/>
@@ -1926,7 +2609,7 @@
                     <pic:cNvPicPr/>
                   </pic:nvPicPr>
                   <pic:blipFill>
-                    <a:blip r:embed="rId52"/>
+                    <a:blip r:embed="rId65"/>
                     <a:stretch>
                       <a:fillRect/>
                     </a:stretch>
@@ -1949,6 +2632,9 @@
     </w:p>
     <w:p>
       <w:r>
+        <w:rPr>
+          <w:noProof/>
+        </w:rPr>
         <w:drawing>
           <wp:inline distT="0" distB="0" distL="0" distR="0" wp14:anchorId="687221F0" wp14:editId="015D34E4">
             <wp:extent cx="5731510" cy="1874520"/>
@@ -1965,7 +2651,7 @@
                     <pic:cNvPicPr/>
                   </pic:nvPicPr>
                   <pic:blipFill>
-                    <a:blip r:embed="rId53"/>
+                    <a:blip r:embed="rId66"/>
                     <a:stretch>
                       <a:fillRect/>
                     </a:stretch>
@@ -1988,6 +2674,9 @@
     </w:p>
     <w:p>
       <w:r>
+        <w:rPr>
+          <w:noProof/>
+        </w:rPr>
         <w:drawing>
           <wp:inline distT="0" distB="0" distL="0" distR="0" wp14:anchorId="77BA6F60" wp14:editId="49D6C661">
             <wp:extent cx="5731510" cy="1991995"/>
@@ -2004,7 +2693,7 @@
                     <pic:cNvPicPr/>
                   </pic:nvPicPr>
                   <pic:blipFill>
-                    <a:blip r:embed="rId54"/>
+                    <a:blip r:embed="rId67"/>
                     <a:stretch>
                       <a:fillRect/>
                     </a:stretch>
@@ -2027,6 +2716,204 @@
     </w:p>
     <w:p>
       <w:r>
+        <w:drawing>
+          <wp:inline distT="0" distB="0" distL="0" distR="0" wp14:anchorId="6D9CE6F7" wp14:editId="4F72CB71">
+            <wp:extent cx="5731510" cy="207010"/>
+            <wp:effectExtent l="0" t="0" r="2540" b="2540"/>
+            <wp:docPr id="630978701" name="Picture 1"/>
+            <wp:cNvGraphicFramePr>
+              <a:graphicFrameLocks xmlns:a="http://schemas.openxmlformats.org/drawingml/2006/main" noChangeAspect="1"/>
+            </wp:cNvGraphicFramePr>
+            <a:graphic xmlns:a="http://schemas.openxmlformats.org/drawingml/2006/main">
+              <a:graphicData uri="http://schemas.openxmlformats.org/drawingml/2006/picture">
+                <pic:pic xmlns:pic="http://schemas.openxmlformats.org/drawingml/2006/picture">
+                  <pic:nvPicPr>
+                    <pic:cNvPr id="630978701" name=""/>
+                    <pic:cNvPicPr/>
+                  </pic:nvPicPr>
+                  <pic:blipFill>
+                    <a:blip r:embed="rId68"/>
+                    <a:stretch>
+                      <a:fillRect/>
+                    </a:stretch>
+                  </pic:blipFill>
+                  <pic:spPr>
+                    <a:xfrm>
+                      <a:off x="0" y="0"/>
+                      <a:ext cx="5731510" cy="207010"/>
+                    </a:xfrm>
+                    <a:prstGeom prst="rect">
+                      <a:avLst/>
+                    </a:prstGeom>
+                  </pic:spPr>
+                </pic:pic>
+              </a:graphicData>
+            </a:graphic>
+          </wp:inline>
+        </w:drawing>
+      </w:r>
+    </w:p>
+    <w:p>
+      <w:r>
+        <w:drawing>
+          <wp:inline distT="0" distB="0" distL="0" distR="0" wp14:anchorId="188FA4D3" wp14:editId="6580D917">
+            <wp:extent cx="5731510" cy="191770"/>
+            <wp:effectExtent l="0" t="0" r="2540" b="0"/>
+            <wp:docPr id="545661019" name="Picture 1"/>
+            <wp:cNvGraphicFramePr>
+              <a:graphicFrameLocks xmlns:a="http://schemas.openxmlformats.org/drawingml/2006/main" noChangeAspect="1"/>
+            </wp:cNvGraphicFramePr>
+            <a:graphic xmlns:a="http://schemas.openxmlformats.org/drawingml/2006/main">
+              <a:graphicData uri="http://schemas.openxmlformats.org/drawingml/2006/picture">
+                <pic:pic xmlns:pic="http://schemas.openxmlformats.org/drawingml/2006/picture">
+                  <pic:nvPicPr>
+                    <pic:cNvPr id="545661019" name=""/>
+                    <pic:cNvPicPr/>
+                  </pic:nvPicPr>
+                  <pic:blipFill>
+                    <a:blip r:embed="rId69"/>
+                    <a:stretch>
+                      <a:fillRect/>
+                    </a:stretch>
+                  </pic:blipFill>
+                  <pic:spPr>
+                    <a:xfrm>
+                      <a:off x="0" y="0"/>
+                      <a:ext cx="5731510" cy="191770"/>
+                    </a:xfrm>
+                    <a:prstGeom prst="rect">
+                      <a:avLst/>
+                    </a:prstGeom>
+                  </pic:spPr>
+                </pic:pic>
+              </a:graphicData>
+            </a:graphic>
+          </wp:inline>
+        </w:drawing>
+      </w:r>
+    </w:p>
+    <w:p>
+      <w:r>
+        <w:drawing>
+          <wp:inline distT="0" distB="0" distL="0" distR="0" wp14:anchorId="08A4F4F0" wp14:editId="651FBD9E">
+            <wp:extent cx="5731510" cy="262255"/>
+            <wp:effectExtent l="0" t="0" r="2540" b="4445"/>
+            <wp:docPr id="736915871" name="Picture 1"/>
+            <wp:cNvGraphicFramePr>
+              <a:graphicFrameLocks xmlns:a="http://schemas.openxmlformats.org/drawingml/2006/main" noChangeAspect="1"/>
+            </wp:cNvGraphicFramePr>
+            <a:graphic xmlns:a="http://schemas.openxmlformats.org/drawingml/2006/main">
+              <a:graphicData uri="http://schemas.openxmlformats.org/drawingml/2006/picture">
+                <pic:pic xmlns:pic="http://schemas.openxmlformats.org/drawingml/2006/picture">
+                  <pic:nvPicPr>
+                    <pic:cNvPr id="736915871" name=""/>
+                    <pic:cNvPicPr/>
+                  </pic:nvPicPr>
+                  <pic:blipFill>
+                    <a:blip r:embed="rId70"/>
+                    <a:stretch>
+                      <a:fillRect/>
+                    </a:stretch>
+                  </pic:blipFill>
+                  <pic:spPr>
+                    <a:xfrm>
+                      <a:off x="0" y="0"/>
+                      <a:ext cx="5731510" cy="262255"/>
+                    </a:xfrm>
+                    <a:prstGeom prst="rect">
+                      <a:avLst/>
+                    </a:prstGeom>
+                  </pic:spPr>
+                </pic:pic>
+              </a:graphicData>
+            </a:graphic>
+          </wp:inline>
+        </w:drawing>
+      </w:r>
+    </w:p>
+    <w:p>
+      <w:r>
+        <w:drawing>
+          <wp:inline distT="0" distB="0" distL="0" distR="0" wp14:anchorId="60FD5DC6" wp14:editId="0A5B7BFA">
+            <wp:extent cx="5731510" cy="262890"/>
+            <wp:effectExtent l="0" t="0" r="2540" b="3810"/>
+            <wp:docPr id="679681500" name="Picture 1"/>
+            <wp:cNvGraphicFramePr>
+              <a:graphicFrameLocks xmlns:a="http://schemas.openxmlformats.org/drawingml/2006/main" noChangeAspect="1"/>
+            </wp:cNvGraphicFramePr>
+            <a:graphic xmlns:a="http://schemas.openxmlformats.org/drawingml/2006/main">
+              <a:graphicData uri="http://schemas.openxmlformats.org/drawingml/2006/picture">
+                <pic:pic xmlns:pic="http://schemas.openxmlformats.org/drawingml/2006/picture">
+                  <pic:nvPicPr>
+                    <pic:cNvPr id="679681500" name=""/>
+                    <pic:cNvPicPr/>
+                  </pic:nvPicPr>
+                  <pic:blipFill>
+                    <a:blip r:embed="rId71"/>
+                    <a:stretch>
+                      <a:fillRect/>
+                    </a:stretch>
+                  </pic:blipFill>
+                  <pic:spPr>
+                    <a:xfrm>
+                      <a:off x="0" y="0"/>
+                      <a:ext cx="5731510" cy="262890"/>
+                    </a:xfrm>
+                    <a:prstGeom prst="rect">
+                      <a:avLst/>
+                    </a:prstGeom>
+                  </pic:spPr>
+                </pic:pic>
+              </a:graphicData>
+            </a:graphic>
+          </wp:inline>
+        </w:drawing>
+      </w:r>
+    </w:p>
+    <w:p>
+      <w:r>
+        <w:drawing>
+          <wp:inline distT="0" distB="0" distL="0" distR="0" wp14:anchorId="586ED465" wp14:editId="2989FC16">
+            <wp:extent cx="5731510" cy="281305"/>
+            <wp:effectExtent l="0" t="0" r="2540" b="4445"/>
+            <wp:docPr id="1158243076" name="Picture 1"/>
+            <wp:cNvGraphicFramePr>
+              <a:graphicFrameLocks xmlns:a="http://schemas.openxmlformats.org/drawingml/2006/main" noChangeAspect="1"/>
+            </wp:cNvGraphicFramePr>
+            <a:graphic xmlns:a="http://schemas.openxmlformats.org/drawingml/2006/main">
+              <a:graphicData uri="http://schemas.openxmlformats.org/drawingml/2006/picture">
+                <pic:pic xmlns:pic="http://schemas.openxmlformats.org/drawingml/2006/picture">
+                  <pic:nvPicPr>
+                    <pic:cNvPr id="1158243076" name=""/>
+                    <pic:cNvPicPr/>
+                  </pic:nvPicPr>
+                  <pic:blipFill>
+                    <a:blip r:embed="rId72"/>
+                    <a:stretch>
+                      <a:fillRect/>
+                    </a:stretch>
+                  </pic:blipFill>
+                  <pic:spPr>
+                    <a:xfrm>
+                      <a:off x="0" y="0"/>
+                      <a:ext cx="5731510" cy="281305"/>
+                    </a:xfrm>
+                    <a:prstGeom prst="rect">
+                      <a:avLst/>
+                    </a:prstGeom>
+                  </pic:spPr>
+                </pic:pic>
+              </a:graphicData>
+            </a:graphic>
+          </wp:inline>
+        </w:drawing>
+      </w:r>
+    </w:p>
+    <w:p>
+      <w:r>
+        <w:rPr>
+          <w:noProof/>
+        </w:rPr>
         <w:drawing>
           <wp:inline distT="0" distB="0" distL="0" distR="0" wp14:anchorId="2F591550" wp14:editId="470503EF">
             <wp:extent cx="5731510" cy="4921250"/>
@@ -2043,7 +2930,7 @@
                     <pic:cNvPicPr/>
                   </pic:nvPicPr>
                   <pic:blipFill>
-                    <a:blip r:embed="rId55"/>
+                    <a:blip r:embed="rId73"/>
                     <a:stretch>
                       <a:fillRect/>
                     </a:stretch>
@@ -2066,6 +2953,9 @@
     </w:p>
     <w:p>
       <w:r>
+        <w:rPr>
+          <w:noProof/>
+        </w:rPr>
         <w:drawing>
           <wp:inline distT="0" distB="0" distL="0" distR="0" wp14:anchorId="0ACC2CDB" wp14:editId="5B75E891">
             <wp:extent cx="5731510" cy="2857500"/>
@@ -2082,7 +2972,7 @@
                     <pic:cNvPicPr/>
                   </pic:nvPicPr>
                   <pic:blipFill>
-                    <a:blip r:embed="rId56"/>
+                    <a:blip r:embed="rId74"/>
                     <a:stretch>
                       <a:fillRect/>
                     </a:stretch>
@@ -2103,7 +2993,240 @@
         </w:drawing>
       </w:r>
     </w:p>
-    <w:p/>
+    <w:p>
+      <w:r>
+        <w:drawing>
+          <wp:inline distT="0" distB="0" distL="0" distR="0" wp14:anchorId="3E160000" wp14:editId="6D0AD33E">
+            <wp:extent cx="5468113" cy="304843"/>
+            <wp:effectExtent l="0" t="0" r="0" b="0"/>
+            <wp:docPr id="1711529623" name="Picture 1"/>
+            <wp:cNvGraphicFramePr>
+              <a:graphicFrameLocks xmlns:a="http://schemas.openxmlformats.org/drawingml/2006/main" noChangeAspect="1"/>
+            </wp:cNvGraphicFramePr>
+            <a:graphic xmlns:a="http://schemas.openxmlformats.org/drawingml/2006/main">
+              <a:graphicData uri="http://schemas.openxmlformats.org/drawingml/2006/picture">
+                <pic:pic xmlns:pic="http://schemas.openxmlformats.org/drawingml/2006/picture">
+                  <pic:nvPicPr>
+                    <pic:cNvPr id="1711529623" name=""/>
+                    <pic:cNvPicPr/>
+                  </pic:nvPicPr>
+                  <pic:blipFill>
+                    <a:blip r:embed="rId75"/>
+                    <a:stretch>
+                      <a:fillRect/>
+                    </a:stretch>
+                  </pic:blipFill>
+                  <pic:spPr>
+                    <a:xfrm>
+                      <a:off x="0" y="0"/>
+                      <a:ext cx="5468113" cy="304843"/>
+                    </a:xfrm>
+                    <a:prstGeom prst="rect">
+                      <a:avLst/>
+                    </a:prstGeom>
+                  </pic:spPr>
+                </pic:pic>
+              </a:graphicData>
+            </a:graphic>
+          </wp:inline>
+        </w:drawing>
+      </w:r>
+    </w:p>
+    <w:p>
+      <w:r>
+        <w:drawing>
+          <wp:inline distT="0" distB="0" distL="0" distR="0" wp14:anchorId="06B8AAB1" wp14:editId="7578F422">
+            <wp:extent cx="4382112" cy="295316"/>
+            <wp:effectExtent l="0" t="0" r="0" b="9525"/>
+            <wp:docPr id="101076450" name="Picture 1"/>
+            <wp:cNvGraphicFramePr>
+              <a:graphicFrameLocks xmlns:a="http://schemas.openxmlformats.org/drawingml/2006/main" noChangeAspect="1"/>
+            </wp:cNvGraphicFramePr>
+            <a:graphic xmlns:a="http://schemas.openxmlformats.org/drawingml/2006/main">
+              <a:graphicData uri="http://schemas.openxmlformats.org/drawingml/2006/picture">
+                <pic:pic xmlns:pic="http://schemas.openxmlformats.org/drawingml/2006/picture">
+                  <pic:nvPicPr>
+                    <pic:cNvPr id="101076450" name=""/>
+                    <pic:cNvPicPr/>
+                  </pic:nvPicPr>
+                  <pic:blipFill>
+                    <a:blip r:embed="rId76"/>
+                    <a:stretch>
+                      <a:fillRect/>
+                    </a:stretch>
+                  </pic:blipFill>
+                  <pic:spPr>
+                    <a:xfrm>
+                      <a:off x="0" y="0"/>
+                      <a:ext cx="4382112" cy="295316"/>
+                    </a:xfrm>
+                    <a:prstGeom prst="rect">
+                      <a:avLst/>
+                    </a:prstGeom>
+                  </pic:spPr>
+                </pic:pic>
+              </a:graphicData>
+            </a:graphic>
+          </wp:inline>
+        </w:drawing>
+      </w:r>
+    </w:p>
+    <w:p>
+      <w:r>
+        <w:drawing>
+          <wp:inline distT="0" distB="0" distL="0" distR="0" wp14:anchorId="16E39AA2" wp14:editId="2243008B">
+            <wp:extent cx="5731510" cy="274320"/>
+            <wp:effectExtent l="0" t="0" r="2540" b="0"/>
+            <wp:docPr id="916487286" name="Picture 1"/>
+            <wp:cNvGraphicFramePr>
+              <a:graphicFrameLocks xmlns:a="http://schemas.openxmlformats.org/drawingml/2006/main" noChangeAspect="1"/>
+            </wp:cNvGraphicFramePr>
+            <a:graphic xmlns:a="http://schemas.openxmlformats.org/drawingml/2006/main">
+              <a:graphicData uri="http://schemas.openxmlformats.org/drawingml/2006/picture">
+                <pic:pic xmlns:pic="http://schemas.openxmlformats.org/drawingml/2006/picture">
+                  <pic:nvPicPr>
+                    <pic:cNvPr id="916487286" name=""/>
+                    <pic:cNvPicPr/>
+                  </pic:nvPicPr>
+                  <pic:blipFill>
+                    <a:blip r:embed="rId77"/>
+                    <a:stretch>
+                      <a:fillRect/>
+                    </a:stretch>
+                  </pic:blipFill>
+                  <pic:spPr>
+                    <a:xfrm>
+                      <a:off x="0" y="0"/>
+                      <a:ext cx="5731510" cy="274320"/>
+                    </a:xfrm>
+                    <a:prstGeom prst="rect">
+                      <a:avLst/>
+                    </a:prstGeom>
+                  </pic:spPr>
+                </pic:pic>
+              </a:graphicData>
+            </a:graphic>
+          </wp:inline>
+        </w:drawing>
+      </w:r>
+    </w:p>
+    <w:p>
+      <w:r>
+        <w:drawing>
+          <wp:inline distT="0" distB="0" distL="0" distR="0" wp14:anchorId="197A9BF3" wp14:editId="35E01E01">
+            <wp:extent cx="5731510" cy="283845"/>
+            <wp:effectExtent l="0" t="0" r="2540" b="1905"/>
+            <wp:docPr id="566885375" name="Picture 1"/>
+            <wp:cNvGraphicFramePr>
+              <a:graphicFrameLocks xmlns:a="http://schemas.openxmlformats.org/drawingml/2006/main" noChangeAspect="1"/>
+            </wp:cNvGraphicFramePr>
+            <a:graphic xmlns:a="http://schemas.openxmlformats.org/drawingml/2006/main">
+              <a:graphicData uri="http://schemas.openxmlformats.org/drawingml/2006/picture">
+                <pic:pic xmlns:pic="http://schemas.openxmlformats.org/drawingml/2006/picture">
+                  <pic:nvPicPr>
+                    <pic:cNvPr id="566885375" name=""/>
+                    <pic:cNvPicPr/>
+                  </pic:nvPicPr>
+                  <pic:blipFill>
+                    <a:blip r:embed="rId78"/>
+                    <a:stretch>
+                      <a:fillRect/>
+                    </a:stretch>
+                  </pic:blipFill>
+                  <pic:spPr>
+                    <a:xfrm>
+                      <a:off x="0" y="0"/>
+                      <a:ext cx="5731510" cy="283845"/>
+                    </a:xfrm>
+                    <a:prstGeom prst="rect">
+                      <a:avLst/>
+                    </a:prstGeom>
+                  </pic:spPr>
+                </pic:pic>
+              </a:graphicData>
+            </a:graphic>
+          </wp:inline>
+        </w:drawing>
+      </w:r>
+    </w:p>
+    <w:p>
+      <w:r>
+        <w:drawing>
+          <wp:inline distT="0" distB="0" distL="0" distR="0" wp14:anchorId="1F26EDB8" wp14:editId="1A99FBBB">
+            <wp:extent cx="5731510" cy="275590"/>
+            <wp:effectExtent l="0" t="0" r="2540" b="0"/>
+            <wp:docPr id="418033712" name="Picture 1"/>
+            <wp:cNvGraphicFramePr>
+              <a:graphicFrameLocks xmlns:a="http://schemas.openxmlformats.org/drawingml/2006/main" noChangeAspect="1"/>
+            </wp:cNvGraphicFramePr>
+            <a:graphic xmlns:a="http://schemas.openxmlformats.org/drawingml/2006/main">
+              <a:graphicData uri="http://schemas.openxmlformats.org/drawingml/2006/picture">
+                <pic:pic xmlns:pic="http://schemas.openxmlformats.org/drawingml/2006/picture">
+                  <pic:nvPicPr>
+                    <pic:cNvPr id="418033712" name=""/>
+                    <pic:cNvPicPr/>
+                  </pic:nvPicPr>
+                  <pic:blipFill>
+                    <a:blip r:embed="rId79"/>
+                    <a:stretch>
+                      <a:fillRect/>
+                    </a:stretch>
+                  </pic:blipFill>
+                  <pic:spPr>
+                    <a:xfrm>
+                      <a:off x="0" y="0"/>
+                      <a:ext cx="5731510" cy="275590"/>
+                    </a:xfrm>
+                    <a:prstGeom prst="rect">
+                      <a:avLst/>
+                    </a:prstGeom>
+                  </pic:spPr>
+                </pic:pic>
+              </a:graphicData>
+            </a:graphic>
+          </wp:inline>
+        </w:drawing>
+      </w:r>
+    </w:p>
+    <w:p>
+      <w:r>
+        <w:drawing>
+          <wp:inline distT="0" distB="0" distL="0" distR="0" wp14:anchorId="27F3FAB2" wp14:editId="0EBDB2DB">
+            <wp:extent cx="5731510" cy="226695"/>
+            <wp:effectExtent l="0" t="0" r="2540" b="1905"/>
+            <wp:docPr id="1628255435" name="Picture 1"/>
+            <wp:cNvGraphicFramePr>
+              <a:graphicFrameLocks xmlns:a="http://schemas.openxmlformats.org/drawingml/2006/main" noChangeAspect="1"/>
+            </wp:cNvGraphicFramePr>
+            <a:graphic xmlns:a="http://schemas.openxmlformats.org/drawingml/2006/main">
+              <a:graphicData uri="http://schemas.openxmlformats.org/drawingml/2006/picture">
+                <pic:pic xmlns:pic="http://schemas.openxmlformats.org/drawingml/2006/picture">
+                  <pic:nvPicPr>
+                    <pic:cNvPr id="1628255435" name=""/>
+                    <pic:cNvPicPr/>
+                  </pic:nvPicPr>
+                  <pic:blipFill>
+                    <a:blip r:embed="rId80"/>
+                    <a:stretch>
+                      <a:fillRect/>
+                    </a:stretch>
+                  </pic:blipFill>
+                  <pic:spPr>
+                    <a:xfrm>
+                      <a:off x="0" y="0"/>
+                      <a:ext cx="5731510" cy="226695"/>
+                    </a:xfrm>
+                    <a:prstGeom prst="rect">
+                      <a:avLst/>
+                    </a:prstGeom>
+                  </pic:spPr>
+                </pic:pic>
+              </a:graphicData>
+            </a:graphic>
+          </wp:inline>
+        </w:drawing>
+      </w:r>
+    </w:p>
     <w:sectPr>
       <w:pgSz w:w="11906" w:h="16838"/>
       <w:pgMar w:top="1440" w:right="1440" w:bottom="1440" w:left="1440" w:header="708" w:footer="708" w:gutter="0"/>
